--- a/INSARAG/LinkGuard_INSARAG台灣CEOC開發架構查核報告_2026-05-22.docx
+++ b/INSARAG/LinkGuard_INSARAG台灣CEOC開發架構查核報告_2026-05-22.docx
@@ -2781,7 +2781,1107 @@
           <w:b/>
           <w:color w:val="1F4E79"/>
         </w:rPr>
-        <w:t>5.1 CEOC-compatible data model</w:t>
+        <w:t>5.1 安裝與模組啟用架構</w:t>
+      </w:r>
+    </w:p>
+    <w:p>
+      <w:pPr>
+        <w:spacing w:after="120" w:line="269" w:lineRule="auto"/>
+      </w:pPr>
+      <w:r>
+        <w:rPr>
+          <w:rFonts w:ascii="Microsoft JhengHei" w:hAnsi="Microsoft JhengHei" w:eastAsia="Microsoft JhengHei"/>
+        </w:rPr>
+        <w:t>LinkGuard 不應把 UCC、SCC、TL、TE、VO、EMT 做成彼此完全分裂的多個產品，也不應把所有功能塞進同一個混亂首頁。較合理的產品架構是：行動裝置採單一 App，登入後依帳號權限啟用角色模組；指揮端採 Command Launcher，登入後依組織、事件與職務開啟 CEOC/UCC/SCC/地圖/任務/醫療/AAR 等工作模組。</w:t>
+      </w:r>
+    </w:p>
+    <w:tbl>
+      <w:tblPr>
+        <w:tblStyle w:val="TableGrid"/>
+        <w:tblW w:type="dxa" w:w="9360"/>
+        <w:jc w:val="center"/>
+        <w:tblLayout w:type="fixed"/>
+        <w:tblLook w:firstColumn="1" w:firstRow="1" w:lastColumn="0" w:lastRow="0" w:noHBand="0" w:noVBand="1" w:val="04A0"/>
+        <w:tblInd w:w="120" w:type="dxa"/>
+      </w:tblPr>
+      <w:tblGrid>
+        <w:gridCol w:w="9360"/>
+      </w:tblGrid>
+      <w:tr>
+        <w:tc>
+          <w:tcPr>
+            <w:tcW w:type="dxa" w:w="9360"/>
+            <w:vAlign w:val="center"/>
+            <w:tcMar>
+              <w:top w:w="100" w:type="dxa"/>
+              <w:start w:w="140" w:type="dxa"/>
+              <w:bottom w:w="100" w:type="dxa"/>
+              <w:end w:w="140" w:type="dxa"/>
+            </w:tcMar>
+            <w:shd w:fill="EEF6EF"/>
+          </w:tcPr>
+          <w:p>
+            <w:pPr>
+              <w:spacing w:after="0"/>
+            </w:pPr>
+            <w:r>
+              <w:rPr>
+                <w:rFonts w:ascii="Microsoft JhengHei" w:hAnsi="Microsoft JhengHei" w:eastAsia="Microsoft JhengHei"/>
+                <w:b/>
+                <w:color w:val="0B2545"/>
+                <w:sz w:val="21"/>
+              </w:rPr>
+              <w:t xml:space="preserve">產品定義： </w:t>
+            </w:r>
+            <w:r>
+              <w:rPr>
+                <w:rFonts w:ascii="Microsoft JhengHei" w:hAnsi="Microsoft JhengHei" w:eastAsia="Microsoft JhengHei"/>
+                <w:sz w:val="21"/>
+              </w:rPr>
+              <w:t>安裝只是部署入口，真正決定使用者看到什麼的是帳號權限、組織歸屬、事件範圍、任務角色與模組授權。這可避免現場裝錯版本，也讓所有人能使用同一套版本更新。</w:t>
+            </w:r>
+          </w:p>
+        </w:tc>
+      </w:tr>
+    </w:tbl>
+    <w:p/>
+    <w:tbl>
+      <w:tblPr>
+        <w:tblStyle w:val="TableGrid"/>
+        <w:tblW w:type="dxa" w:w="9360"/>
+        <w:jc w:val="center"/>
+        <w:tblLayout w:type="fixed"/>
+        <w:tblLook w:firstColumn="1" w:firstRow="1" w:lastColumn="0" w:lastRow="0" w:noHBand="0" w:noVBand="1" w:val="04A0"/>
+        <w:tblInd w:w="120" w:type="dxa"/>
+      </w:tblPr>
+      <w:tblGrid>
+        <w:gridCol w:w="1750"/>
+        <w:gridCol w:w="2350"/>
+        <w:gridCol w:w="3050"/>
+        <w:gridCol w:w="2210"/>
+      </w:tblGrid>
+      <w:tr>
+        <w:tc>
+          <w:tcPr>
+            <w:tcW w:type="dxa" w:w="1750"/>
+            <w:vAlign w:val="center"/>
+            <w:tcMar>
+              <w:top w:w="100" w:type="dxa"/>
+              <w:start w:w="140" w:type="dxa"/>
+              <w:bottom w:w="100" w:type="dxa"/>
+              <w:end w:w="140" w:type="dxa"/>
+            </w:tcMar>
+            <w:shd w:fill="EAF1F8"/>
+          </w:tcPr>
+          <w:p>
+            <w:pPr>
+              <w:jc w:val="center"/>
+            </w:pPr>
+            <w:r>
+              <w:rPr>
+                <w:rFonts w:ascii="Microsoft JhengHei" w:hAnsi="Microsoft JhengHei" w:eastAsia="Microsoft JhengHei"/>
+                <w:b/>
+                <w:color w:val="0B2545"/>
+                <w:sz w:val="19"/>
+              </w:rPr>
+              <w:t>產品型態</w:t>
+            </w:r>
+          </w:p>
+        </w:tc>
+        <w:tc>
+          <w:tcPr>
+            <w:tcW w:type="dxa" w:w="2350"/>
+            <w:vAlign w:val="center"/>
+            <w:tcMar>
+              <w:top w:w="100" w:type="dxa"/>
+              <w:start w:w="140" w:type="dxa"/>
+              <w:bottom w:w="100" w:type="dxa"/>
+              <w:end w:w="140" w:type="dxa"/>
+            </w:tcMar>
+            <w:shd w:fill="EAF1F8"/>
+          </w:tcPr>
+          <w:p>
+            <w:pPr>
+              <w:jc w:val="center"/>
+            </w:pPr>
+            <w:r>
+              <w:rPr>
+                <w:rFonts w:ascii="Microsoft JhengHei" w:hAnsi="Microsoft JhengHei" w:eastAsia="Microsoft JhengHei"/>
+                <w:b/>
+                <w:color w:val="0B2545"/>
+                <w:sz w:val="19"/>
+              </w:rPr>
+              <w:t>適用裝置</w:t>
+            </w:r>
+          </w:p>
+        </w:tc>
+        <w:tc>
+          <w:tcPr>
+            <w:tcW w:type="dxa" w:w="3050"/>
+            <w:vAlign w:val="center"/>
+            <w:tcMar>
+              <w:top w:w="100" w:type="dxa"/>
+              <w:start w:w="140" w:type="dxa"/>
+              <w:bottom w:w="100" w:type="dxa"/>
+              <w:end w:w="140" w:type="dxa"/>
+            </w:tcMar>
+            <w:shd w:fill="EAF1F8"/>
+          </w:tcPr>
+          <w:p>
+            <w:pPr>
+              <w:jc w:val="center"/>
+            </w:pPr>
+            <w:r>
+              <w:rPr>
+                <w:rFonts w:ascii="Microsoft JhengHei" w:hAnsi="Microsoft JhengHei" w:eastAsia="Microsoft JhengHei"/>
+                <w:b/>
+                <w:color w:val="0B2545"/>
+                <w:sz w:val="19"/>
+              </w:rPr>
+              <w:t>啟用方式</w:t>
+            </w:r>
+          </w:p>
+        </w:tc>
+        <w:tc>
+          <w:tcPr>
+            <w:tcW w:type="dxa" w:w="2210"/>
+            <w:vAlign w:val="center"/>
+            <w:tcMar>
+              <w:top w:w="100" w:type="dxa"/>
+              <w:start w:w="140" w:type="dxa"/>
+              <w:bottom w:w="100" w:type="dxa"/>
+              <w:end w:w="140" w:type="dxa"/>
+            </w:tcMar>
+            <w:shd w:fill="EAF1F8"/>
+          </w:tcPr>
+          <w:p>
+            <w:pPr>
+              <w:jc w:val="center"/>
+            </w:pPr>
+            <w:r>
+              <w:rPr>
+                <w:rFonts w:ascii="Microsoft JhengHei" w:hAnsi="Microsoft JhengHei" w:eastAsia="Microsoft JhengHei"/>
+                <w:b/>
+                <w:color w:val="0B2545"/>
+                <w:sz w:val="19"/>
+              </w:rPr>
+              <w:t>主要模組</w:t>
+            </w:r>
+          </w:p>
+        </w:tc>
+      </w:tr>
+      <w:tr>
+        <w:tc>
+          <w:tcPr>
+            <w:tcW w:type="dxa" w:w="1750"/>
+            <w:vAlign w:val="center"/>
+            <w:tcMar>
+              <w:top w:w="100" w:type="dxa"/>
+              <w:start w:w="140" w:type="dxa"/>
+              <w:bottom w:w="100" w:type="dxa"/>
+              <w:end w:w="140" w:type="dxa"/>
+            </w:tcMar>
+            <w:shd w:fill="F7F9FC"/>
+          </w:tcPr>
+          <w:p>
+            <w:pPr>
+              <w:jc w:val="center"/>
+            </w:pPr>
+            <w:r>
+              <w:rPr>
+                <w:rFonts w:ascii="Microsoft JhengHei" w:hAnsi="Microsoft JhengHei" w:eastAsia="Microsoft JhengHei"/>
+                <w:b/>
+                <w:color w:val="0B2545"/>
+                <w:sz w:val="18"/>
+              </w:rPr>
+              <w:t>LinkGuard Mobile</w:t>
+            </w:r>
+          </w:p>
+        </w:tc>
+        <w:tc>
+          <w:tcPr>
+            <w:tcW w:type="dxa" w:w="2350"/>
+            <w:vAlign w:val="center"/>
+            <w:tcMar>
+              <w:top w:w="100" w:type="dxa"/>
+              <w:start w:w="140" w:type="dxa"/>
+              <w:bottom w:w="100" w:type="dxa"/>
+              <w:end w:w="140" w:type="dxa"/>
+            </w:tcMar>
+          </w:tcPr>
+          <w:p>
+            <w:r>
+              <w:rPr>
+                <w:rFonts w:ascii="Microsoft JhengHei" w:hAnsi="Microsoft JhengHei" w:eastAsia="Microsoft JhengHei"/>
+                <w:b w:val="0"/>
+                <w:sz w:val="18"/>
+              </w:rPr>
+              <w:t>iPhone / iPad / Android field device</w:t>
+            </w:r>
+          </w:p>
+        </w:tc>
+        <w:tc>
+          <w:tcPr>
+            <w:tcW w:type="dxa" w:w="3050"/>
+            <w:vAlign w:val="center"/>
+            <w:tcMar>
+              <w:top w:w="100" w:type="dxa"/>
+              <w:start w:w="140" w:type="dxa"/>
+              <w:bottom w:w="100" w:type="dxa"/>
+              <w:end w:w="140" w:type="dxa"/>
+            </w:tcMar>
+          </w:tcPr>
+          <w:p>
+            <w:r>
+              <w:rPr>
+                <w:rFonts w:ascii="Microsoft JhengHei" w:hAnsi="Microsoft JhengHei" w:eastAsia="Microsoft JhengHei"/>
+                <w:b w:val="0"/>
+                <w:sz w:val="18"/>
+              </w:rPr>
+              <w:t>登入帳號、QR code、邀請碼或 MDM provisioning 後啟用</w:t>
+            </w:r>
+          </w:p>
+        </w:tc>
+        <w:tc>
+          <w:tcPr>
+            <w:tcW w:type="dxa" w:w="2210"/>
+            <w:vAlign w:val="center"/>
+            <w:tcMar>
+              <w:top w:w="100" w:type="dxa"/>
+              <w:start w:w="140" w:type="dxa"/>
+              <w:bottom w:w="100" w:type="dxa"/>
+              <w:end w:w="140" w:type="dxa"/>
+            </w:tcMar>
+          </w:tcPr>
+          <w:p>
+            <w:r>
+              <w:rPr>
+                <w:rFonts w:ascii="Microsoft JhengHei" w:hAnsi="Microsoft JhengHei" w:eastAsia="Microsoft JhengHei"/>
+                <w:b w:val="0"/>
+                <w:sz w:val="18"/>
+              </w:rPr>
+              <w:t>VO 通報、TE 任務、TL 分隊、EMT 醫療、SCC Mobile。</w:t>
+            </w:r>
+          </w:p>
+        </w:tc>
+      </w:tr>
+      <w:tr>
+        <w:tc>
+          <w:tcPr>
+            <w:tcW w:type="dxa" w:w="1750"/>
+            <w:vAlign w:val="center"/>
+            <w:tcMar>
+              <w:top w:w="100" w:type="dxa"/>
+              <w:start w:w="140" w:type="dxa"/>
+              <w:bottom w:w="100" w:type="dxa"/>
+              <w:end w:w="140" w:type="dxa"/>
+            </w:tcMar>
+            <w:shd w:fill="F7F9FC"/>
+          </w:tcPr>
+          <w:p>
+            <w:pPr>
+              <w:jc w:val="center"/>
+            </w:pPr>
+            <w:r>
+              <w:rPr>
+                <w:rFonts w:ascii="Microsoft JhengHei" w:hAnsi="Microsoft JhengHei" w:eastAsia="Microsoft JhengHei"/>
+                <w:b/>
+                <w:color w:val="0B2545"/>
+                <w:sz w:val="18"/>
+              </w:rPr>
+              <w:t>LinkGuard Command</w:t>
+            </w:r>
+          </w:p>
+        </w:tc>
+        <w:tc>
+          <w:tcPr>
+            <w:tcW w:type="dxa" w:w="2350"/>
+            <w:vAlign w:val="center"/>
+            <w:tcMar>
+              <w:top w:w="100" w:type="dxa"/>
+              <w:start w:w="140" w:type="dxa"/>
+              <w:bottom w:w="100" w:type="dxa"/>
+              <w:end w:w="140" w:type="dxa"/>
+            </w:tcMar>
+          </w:tcPr>
+          <w:p>
+            <w:r>
+              <w:rPr>
+                <w:rFonts w:ascii="Microsoft JhengHei" w:hAnsi="Microsoft JhengHei" w:eastAsia="Microsoft JhengHei"/>
+                <w:b w:val="0"/>
+                <w:sz w:val="18"/>
+              </w:rPr>
+              <w:t>Mac / iPad command workstation</w:t>
+            </w:r>
+          </w:p>
+        </w:tc>
+        <w:tc>
+          <w:tcPr>
+            <w:tcW w:type="dxa" w:w="3050"/>
+            <w:vAlign w:val="center"/>
+            <w:tcMar>
+              <w:top w:w="100" w:type="dxa"/>
+              <w:start w:w="140" w:type="dxa"/>
+              <w:bottom w:w="100" w:type="dxa"/>
+              <w:end w:w="140" w:type="dxa"/>
+            </w:tcMar>
+          </w:tcPr>
+          <w:p>
+            <w:r>
+              <w:rPr>
+                <w:rFonts w:ascii="Microsoft JhengHei" w:hAnsi="Microsoft JhengHei" w:eastAsia="Microsoft JhengHei"/>
+                <w:b w:val="0"/>
+                <w:sz w:val="18"/>
+              </w:rPr>
+              <w:t>帳號 + 組織 + incident scope + command authority</w:t>
+            </w:r>
+          </w:p>
+        </w:tc>
+        <w:tc>
+          <w:tcPr>
+            <w:tcW w:type="dxa" w:w="2210"/>
+            <w:vAlign w:val="center"/>
+            <w:tcMar>
+              <w:top w:w="100" w:type="dxa"/>
+              <w:start w:w="140" w:type="dxa"/>
+              <w:bottom w:w="100" w:type="dxa"/>
+              <w:end w:w="140" w:type="dxa"/>
+            </w:tcMar>
+          </w:tcPr>
+          <w:p>
+            <w:r>
+              <w:rPr>
+                <w:rFonts w:ascii="Microsoft JhengHei" w:hAnsi="Microsoft JhengHei" w:eastAsia="Microsoft JhengHei"/>
+                <w:b w:val="0"/>
+                <w:sz w:val="18"/>
+              </w:rPr>
+              <w:t>CEOC/UCC Dashboard、SCC Command、Map Operations、AgencyMessage、Resource、AAR。</w:t>
+            </w:r>
+          </w:p>
+        </w:tc>
+      </w:tr>
+      <w:tr>
+        <w:tc>
+          <w:tcPr>
+            <w:tcW w:type="dxa" w:w="1750"/>
+            <w:vAlign w:val="center"/>
+            <w:tcMar>
+              <w:top w:w="100" w:type="dxa"/>
+              <w:start w:w="140" w:type="dxa"/>
+              <w:bottom w:w="100" w:type="dxa"/>
+              <w:end w:w="140" w:type="dxa"/>
+            </w:tcMar>
+            <w:shd w:fill="F7F9FC"/>
+          </w:tcPr>
+          <w:p>
+            <w:r>
+              <w:rPr>
+                <w:rFonts w:ascii="Microsoft JhengHei" w:hAnsi="Microsoft JhengHei" w:eastAsia="Microsoft JhengHei"/>
+                <w:b/>
+                <w:color w:val="0B2545"/>
+                <w:sz w:val="18"/>
+              </w:rPr>
+              <w:t>Admin / Provisioning</w:t>
+            </w:r>
+          </w:p>
+        </w:tc>
+        <w:tc>
+          <w:tcPr>
+            <w:tcW w:type="dxa" w:w="2350"/>
+            <w:vAlign w:val="center"/>
+            <w:tcMar>
+              <w:top w:w="100" w:type="dxa"/>
+              <w:start w:w="140" w:type="dxa"/>
+              <w:bottom w:w="100" w:type="dxa"/>
+              <w:end w:w="140" w:type="dxa"/>
+            </w:tcMar>
+          </w:tcPr>
+          <w:p>
+            <w:r>
+              <w:rPr>
+                <w:rFonts w:ascii="Microsoft JhengHei" w:hAnsi="Microsoft JhengHei" w:eastAsia="Microsoft JhengHei"/>
+                <w:b w:val="0"/>
+                <w:sz w:val="18"/>
+              </w:rPr>
+              <w:t>管理端或受控工作站</w:t>
+            </w:r>
+          </w:p>
+        </w:tc>
+        <w:tc>
+          <w:tcPr>
+            <w:tcW w:type="dxa" w:w="3050"/>
+            <w:vAlign w:val="center"/>
+            <w:tcMar>
+              <w:top w:w="100" w:type="dxa"/>
+              <w:start w:w="140" w:type="dxa"/>
+              <w:bottom w:w="100" w:type="dxa"/>
+              <w:end w:w="140" w:type="dxa"/>
+            </w:tcMar>
+          </w:tcPr>
+          <w:p>
+            <w:r>
+              <w:rPr>
+                <w:rFonts w:ascii="Microsoft JhengHei" w:hAnsi="Microsoft JhengHei" w:eastAsia="Microsoft JhengHei"/>
+                <w:b w:val="0"/>
+                <w:sz w:val="18"/>
+              </w:rPr>
+              <w:t>系統管理員、機關管理員或事件管理員授權</w:t>
+            </w:r>
+          </w:p>
+        </w:tc>
+        <w:tc>
+          <w:tcPr>
+            <w:tcW w:type="dxa" w:w="2210"/>
+            <w:vAlign w:val="center"/>
+            <w:tcMar>
+              <w:top w:w="100" w:type="dxa"/>
+              <w:start w:w="140" w:type="dxa"/>
+              <w:bottom w:w="100" w:type="dxa"/>
+              <w:end w:w="140" w:type="dxa"/>
+            </w:tcMar>
+          </w:tcPr>
+          <w:p>
+            <w:r>
+              <w:rPr>
+                <w:rFonts w:ascii="Microsoft JhengHei" w:hAnsi="Microsoft JhengHei" w:eastAsia="Microsoft JhengHei"/>
+                <w:b w:val="0"/>
+                <w:sz w:val="18"/>
+              </w:rPr>
+              <w:t>帳號、角色、裝置、事件、模組 entitlement、撤銷與臨時授權。</w:t>
+            </w:r>
+          </w:p>
+        </w:tc>
+      </w:tr>
+    </w:tbl>
+    <w:p/>
+    <w:tbl>
+      <w:tblPr>
+        <w:tblStyle w:val="TableGrid"/>
+        <w:tblW w:type="dxa" w:w="9360"/>
+        <w:jc w:val="center"/>
+        <w:tblLayout w:type="fixed"/>
+        <w:tblLook w:firstColumn="1" w:firstRow="1" w:lastColumn="0" w:lastRow="0" w:noHBand="0" w:noVBand="1" w:val="04A0"/>
+        <w:tblInd w:w="120" w:type="dxa"/>
+      </w:tblPr>
+      <w:tblGrid>
+        <w:gridCol w:w="1500"/>
+        <w:gridCol w:w="5100"/>
+        <w:gridCol w:w="2760"/>
+      </w:tblGrid>
+      <w:tr>
+        <w:tc>
+          <w:tcPr>
+            <w:tcW w:type="dxa" w:w="1500"/>
+            <w:vAlign w:val="center"/>
+            <w:tcMar>
+              <w:top w:w="100" w:type="dxa"/>
+              <w:start w:w="140" w:type="dxa"/>
+              <w:bottom w:w="100" w:type="dxa"/>
+              <w:end w:w="140" w:type="dxa"/>
+            </w:tcMar>
+            <w:shd w:fill="EAF1F8"/>
+          </w:tcPr>
+          <w:p>
+            <w:pPr>
+              <w:jc w:val="center"/>
+            </w:pPr>
+            <w:r>
+              <w:rPr>
+                <w:rFonts w:ascii="Microsoft JhengHei" w:hAnsi="Microsoft JhengHei" w:eastAsia="Microsoft JhengHei"/>
+                <w:b/>
+                <w:color w:val="0B2545"/>
+                <w:sz w:val="19"/>
+              </w:rPr>
+              <w:t>登入後權限</w:t>
+            </w:r>
+          </w:p>
+        </w:tc>
+        <w:tc>
+          <w:tcPr>
+            <w:tcW w:type="dxa" w:w="5100"/>
+            <w:vAlign w:val="center"/>
+            <w:tcMar>
+              <w:top w:w="100" w:type="dxa"/>
+              <w:start w:w="140" w:type="dxa"/>
+              <w:bottom w:w="100" w:type="dxa"/>
+              <w:end w:w="140" w:type="dxa"/>
+            </w:tcMar>
+            <w:shd w:fill="EAF1F8"/>
+          </w:tcPr>
+          <w:p>
+            <w:pPr>
+              <w:jc w:val="center"/>
+            </w:pPr>
+            <w:r>
+              <w:rPr>
+                <w:rFonts w:ascii="Microsoft JhengHei" w:hAnsi="Microsoft JhengHei" w:eastAsia="Microsoft JhengHei"/>
+                <w:b/>
+                <w:color w:val="0B2545"/>
+                <w:sz w:val="19"/>
+              </w:rPr>
+              <w:t>會啟用的模組</w:t>
+            </w:r>
+          </w:p>
+        </w:tc>
+        <w:tc>
+          <w:tcPr>
+            <w:tcW w:type="dxa" w:w="2760"/>
+            <w:vAlign w:val="center"/>
+            <w:tcMar>
+              <w:top w:w="100" w:type="dxa"/>
+              <w:start w:w="140" w:type="dxa"/>
+              <w:bottom w:w="100" w:type="dxa"/>
+              <w:end w:w="140" w:type="dxa"/>
+            </w:tcMar>
+            <w:shd w:fill="EAF1F8"/>
+          </w:tcPr>
+          <w:p>
+            <w:pPr>
+              <w:jc w:val="center"/>
+            </w:pPr>
+            <w:r>
+              <w:rPr>
+                <w:rFonts w:ascii="Microsoft JhengHei" w:hAnsi="Microsoft JhengHei" w:eastAsia="Microsoft JhengHei"/>
+                <w:b/>
+                <w:color w:val="0B2545"/>
+                <w:sz w:val="19"/>
+              </w:rPr>
+              <w:t>不應顯示</w:t>
+            </w:r>
+          </w:p>
+        </w:tc>
+      </w:tr>
+      <w:tr>
+        <w:tc>
+          <w:tcPr>
+            <w:tcW w:type="dxa" w:w="1500"/>
+            <w:vAlign w:val="center"/>
+            <w:tcMar>
+              <w:top w:w="100" w:type="dxa"/>
+              <w:start w:w="140" w:type="dxa"/>
+              <w:bottom w:w="100" w:type="dxa"/>
+              <w:end w:w="140" w:type="dxa"/>
+            </w:tcMar>
+            <w:shd w:fill="F7F9FC"/>
+          </w:tcPr>
+          <w:p>
+            <w:pPr>
+              <w:jc w:val="center"/>
+            </w:pPr>
+            <w:r>
+              <w:rPr>
+                <w:rFonts w:ascii="Microsoft JhengHei" w:hAnsi="Microsoft JhengHei" w:eastAsia="Microsoft JhengHei"/>
+                <w:b/>
+                <w:color w:val="0B2545"/>
+                <w:sz w:val="18"/>
+              </w:rPr>
+              <w:t>CEOC/UCC</w:t>
+            </w:r>
+          </w:p>
+        </w:tc>
+        <w:tc>
+          <w:tcPr>
+            <w:tcW w:type="dxa" w:w="5100"/>
+            <w:vAlign w:val="center"/>
+            <w:tcMar>
+              <w:top w:w="100" w:type="dxa"/>
+              <w:start w:w="140" w:type="dxa"/>
+              <w:bottom w:w="100" w:type="dxa"/>
+              <w:end w:w="140" w:type="dxa"/>
+            </w:tcMar>
+          </w:tcPr>
+          <w:p>
+            <w:r>
+              <w:rPr>
+                <w:rFonts w:ascii="Microsoft JhengHei" w:hAnsi="Microsoft JhengHei" w:eastAsia="Microsoft JhengHei"/>
+                <w:b w:val="0"/>
+                <w:sz w:val="18"/>
+              </w:rPr>
+              <w:t>跨區災情、AgencyMessage、資源缺口、會議、AAR、CEOC dashboard</w:t>
+            </w:r>
+          </w:p>
+        </w:tc>
+        <w:tc>
+          <w:tcPr>
+            <w:tcW w:type="dxa" w:w="2760"/>
+            <w:vAlign w:val="center"/>
+            <w:tcMar>
+              <w:top w:w="100" w:type="dxa"/>
+              <w:start w:w="140" w:type="dxa"/>
+              <w:bottom w:w="100" w:type="dxa"/>
+              <w:end w:w="140" w:type="dxa"/>
+            </w:tcMar>
+          </w:tcPr>
+          <w:p>
+            <w:pPr>
+              <w:jc w:val="center"/>
+            </w:pPr>
+            <w:r>
+              <w:rPr>
+                <w:rFonts w:ascii="Microsoft JhengHei" w:hAnsi="Microsoft JhengHei" w:eastAsia="Microsoft JhengHei"/>
+                <w:b w:val="0"/>
+                <w:sz w:val="18"/>
+              </w:rPr>
+              <w:t>TE 詳細任務操作、完整臨床病歷。</w:t>
+            </w:r>
+          </w:p>
+        </w:tc>
+      </w:tr>
+      <w:tr>
+        <w:tc>
+          <w:tcPr>
+            <w:tcW w:type="dxa" w:w="1500"/>
+            <w:vAlign w:val="center"/>
+            <w:tcMar>
+              <w:top w:w="100" w:type="dxa"/>
+              <w:start w:w="140" w:type="dxa"/>
+              <w:bottom w:w="100" w:type="dxa"/>
+              <w:end w:w="140" w:type="dxa"/>
+            </w:tcMar>
+            <w:shd w:fill="F7F9FC"/>
+          </w:tcPr>
+          <w:p>
+            <w:pPr>
+              <w:jc w:val="center"/>
+            </w:pPr>
+            <w:r>
+              <w:rPr>
+                <w:rFonts w:ascii="Microsoft JhengHei" w:hAnsi="Microsoft JhengHei" w:eastAsia="Microsoft JhengHei"/>
+                <w:b/>
+                <w:color w:val="0B2545"/>
+                <w:sz w:val="18"/>
+              </w:rPr>
+              <w:t>SCC</w:t>
+            </w:r>
+          </w:p>
+        </w:tc>
+        <w:tc>
+          <w:tcPr>
+            <w:tcW w:type="dxa" w:w="5100"/>
+            <w:vAlign w:val="center"/>
+            <w:tcMar>
+              <w:top w:w="100" w:type="dxa"/>
+              <w:start w:w="140" w:type="dxa"/>
+              <w:bottom w:w="100" w:type="dxa"/>
+              <w:end w:w="140" w:type="dxa"/>
+            </w:tcMar>
+          </w:tcPr>
+          <w:p>
+            <w:r>
+              <w:rPr>
+                <w:rFonts w:ascii="Microsoft JhengHei" w:hAnsi="Microsoft JhengHei" w:eastAsia="Microsoft JhengHei"/>
+                <w:b w:val="0"/>
+                <w:sz w:val="18"/>
+              </w:rPr>
+              <w:t>地方/現場災情查證、任務派遣、地圖態勢、同步節點、人員安全</w:t>
+            </w:r>
+          </w:p>
+        </w:tc>
+        <w:tc>
+          <w:tcPr>
+            <w:tcW w:type="dxa" w:w="2760"/>
+            <w:vAlign w:val="center"/>
+            <w:tcMar>
+              <w:top w:w="100" w:type="dxa"/>
+              <w:start w:w="140" w:type="dxa"/>
+              <w:bottom w:w="100" w:type="dxa"/>
+              <w:end w:w="140" w:type="dxa"/>
+            </w:tcMar>
+          </w:tcPr>
+          <w:p>
+            <w:pPr>
+              <w:jc w:val="center"/>
+            </w:pPr>
+            <w:r>
+              <w:rPr>
+                <w:rFonts w:ascii="Microsoft JhengHei" w:hAnsi="Microsoft JhengHei" w:eastAsia="Microsoft JhengHei"/>
+                <w:b w:val="0"/>
+                <w:sz w:val="18"/>
+              </w:rPr>
+              <w:t>跨區戰略覆寫、完整臨床病歷。</w:t>
+            </w:r>
+          </w:p>
+        </w:tc>
+      </w:tr>
+      <w:tr>
+        <w:tc>
+          <w:tcPr>
+            <w:tcW w:type="dxa" w:w="1500"/>
+            <w:vAlign w:val="center"/>
+            <w:tcMar>
+              <w:top w:w="100" w:type="dxa"/>
+              <w:start w:w="140" w:type="dxa"/>
+              <w:bottom w:w="100" w:type="dxa"/>
+              <w:end w:w="140" w:type="dxa"/>
+            </w:tcMar>
+            <w:shd w:fill="F7F9FC"/>
+          </w:tcPr>
+          <w:p>
+            <w:pPr>
+              <w:jc w:val="center"/>
+            </w:pPr>
+            <w:r>
+              <w:rPr>
+                <w:rFonts w:ascii="Microsoft JhengHei" w:hAnsi="Microsoft JhengHei" w:eastAsia="Microsoft JhengHei"/>
+                <w:b/>
+                <w:color w:val="0B2545"/>
+                <w:sz w:val="18"/>
+              </w:rPr>
+              <w:t>TL</w:t>
+            </w:r>
+          </w:p>
+        </w:tc>
+        <w:tc>
+          <w:tcPr>
+            <w:tcW w:type="dxa" w:w="5100"/>
+            <w:vAlign w:val="center"/>
+            <w:tcMar>
+              <w:top w:w="100" w:type="dxa"/>
+              <w:start w:w="140" w:type="dxa"/>
+              <w:bottom w:w="100" w:type="dxa"/>
+              <w:end w:w="140" w:type="dxa"/>
+            </w:tcMar>
+          </w:tcPr>
+          <w:p>
+            <w:r>
+              <w:rPr>
+                <w:rFonts w:ascii="Microsoft JhengHei" w:hAnsi="Microsoft JhengHei" w:eastAsia="Microsoft JhengHei"/>
+                <w:b w:val="0"/>
+                <w:sz w:val="18"/>
+              </w:rPr>
+              <w:t>分區任務、worksite、ASR/RCM、隊伍狀態、安全進出</w:t>
+            </w:r>
+          </w:p>
+        </w:tc>
+        <w:tc>
+          <w:tcPr>
+            <w:tcW w:type="dxa" w:w="2760"/>
+            <w:vAlign w:val="center"/>
+            <w:tcMar>
+              <w:top w:w="100" w:type="dxa"/>
+              <w:start w:w="140" w:type="dxa"/>
+              <w:bottom w:w="100" w:type="dxa"/>
+              <w:end w:w="140" w:type="dxa"/>
+            </w:tcMar>
+          </w:tcPr>
+          <w:p>
+            <w:pPr>
+              <w:jc w:val="center"/>
+            </w:pPr>
+            <w:r>
+              <w:rPr>
+                <w:rFonts w:ascii="Microsoft JhengHei" w:hAnsi="Microsoft JhengHei" w:eastAsia="Microsoft JhengHei"/>
+                <w:b w:val="0"/>
+                <w:sz w:val="18"/>
+              </w:rPr>
+              <w:t>CEOC 會議、跨機關資源決策。</w:t>
+            </w:r>
+          </w:p>
+        </w:tc>
+      </w:tr>
+      <w:tr>
+        <w:tc>
+          <w:tcPr>
+            <w:tcW w:type="dxa" w:w="1500"/>
+            <w:vAlign w:val="center"/>
+            <w:tcMar>
+              <w:top w:w="100" w:type="dxa"/>
+              <w:start w:w="140" w:type="dxa"/>
+              <w:bottom w:w="100" w:type="dxa"/>
+              <w:end w:w="140" w:type="dxa"/>
+            </w:tcMar>
+            <w:shd w:fill="F7F9FC"/>
+          </w:tcPr>
+          <w:p>
+            <w:pPr>
+              <w:jc w:val="center"/>
+            </w:pPr>
+            <w:r>
+              <w:rPr>
+                <w:rFonts w:ascii="Microsoft JhengHei" w:hAnsi="Microsoft JhengHei" w:eastAsia="Microsoft JhengHei"/>
+                <w:b/>
+                <w:color w:val="0B2545"/>
+                <w:sz w:val="18"/>
+              </w:rPr>
+              <w:t>TE</w:t>
+            </w:r>
+          </w:p>
+        </w:tc>
+        <w:tc>
+          <w:tcPr>
+            <w:tcW w:type="dxa" w:w="5100"/>
+            <w:vAlign w:val="center"/>
+            <w:tcMar>
+              <w:top w:w="100" w:type="dxa"/>
+              <w:start w:w="140" w:type="dxa"/>
+              <w:bottom w:w="100" w:type="dxa"/>
+              <w:end w:w="140" w:type="dxa"/>
+            </w:tcMar>
+          </w:tcPr>
+          <w:p>
+            <w:r>
+              <w:rPr>
+                <w:rFonts w:ascii="Microsoft JhengHei" w:hAnsi="Microsoft JhengHei" w:eastAsia="Microsoft JhengHei"/>
+                <w:b w:val="0"/>
+                <w:sz w:val="18"/>
+              </w:rPr>
+              <w:t>任務接收、GPS、照片、ASR/RCM 回報、SOS、簡短通訊</w:t>
+            </w:r>
+          </w:p>
+        </w:tc>
+        <w:tc>
+          <w:tcPr>
+            <w:tcW w:type="dxa" w:w="2760"/>
+            <w:vAlign w:val="center"/>
+            <w:tcMar>
+              <w:top w:w="100" w:type="dxa"/>
+              <w:start w:w="140" w:type="dxa"/>
+              <w:bottom w:w="100" w:type="dxa"/>
+              <w:end w:w="140" w:type="dxa"/>
+            </w:tcMar>
+          </w:tcPr>
+          <w:p>
+            <w:pPr>
+              <w:jc w:val="center"/>
+            </w:pPr>
+            <w:r>
+              <w:rPr>
+                <w:rFonts w:ascii="Microsoft JhengHei" w:hAnsi="Microsoft JhengHei" w:eastAsia="Microsoft JhengHei"/>
+                <w:b w:val="0"/>
+                <w:sz w:val="18"/>
+              </w:rPr>
+              <w:t>指揮後台、其他隊伍敏感位置。</w:t>
+            </w:r>
+          </w:p>
+        </w:tc>
+      </w:tr>
+      <w:tr>
+        <w:tc>
+          <w:tcPr>
+            <w:tcW w:type="dxa" w:w="1500"/>
+            <w:vAlign w:val="center"/>
+            <w:tcMar>
+              <w:top w:w="100" w:type="dxa"/>
+              <w:start w:w="140" w:type="dxa"/>
+              <w:bottom w:w="100" w:type="dxa"/>
+              <w:end w:w="140" w:type="dxa"/>
+            </w:tcMar>
+            <w:shd w:fill="F7F9FC"/>
+          </w:tcPr>
+          <w:p>
+            <w:pPr>
+              <w:jc w:val="center"/>
+            </w:pPr>
+            <w:r>
+              <w:rPr>
+                <w:rFonts w:ascii="Microsoft JhengHei" w:hAnsi="Microsoft JhengHei" w:eastAsia="Microsoft JhengHei"/>
+                <w:b/>
+                <w:color w:val="0B2545"/>
+                <w:sz w:val="18"/>
+              </w:rPr>
+              <w:t>VO</w:t>
+            </w:r>
+          </w:p>
+        </w:tc>
+        <w:tc>
+          <w:tcPr>
+            <w:tcW w:type="dxa" w:w="5100"/>
+            <w:vAlign w:val="center"/>
+            <w:tcMar>
+              <w:top w:w="100" w:type="dxa"/>
+              <w:start w:w="140" w:type="dxa"/>
+              <w:bottom w:w="100" w:type="dxa"/>
+              <w:end w:w="140" w:type="dxa"/>
+            </w:tcMar>
+          </w:tcPr>
+          <w:p>
+            <w:r>
+              <w:rPr>
+                <w:rFonts w:ascii="Microsoft JhengHei" w:hAnsi="Microsoft JhengHei" w:eastAsia="Microsoft JhengHei"/>
+                <w:b w:val="0"/>
+                <w:sz w:val="18"/>
+              </w:rPr>
+              <w:t>低門檻災情通報、位置、照片、狀態查詢、安全提示</w:t>
+            </w:r>
+          </w:p>
+        </w:tc>
+        <w:tc>
+          <w:tcPr>
+            <w:tcW w:type="dxa" w:w="2760"/>
+            <w:vAlign w:val="center"/>
+            <w:tcMar>
+              <w:top w:w="100" w:type="dxa"/>
+              <w:start w:w="140" w:type="dxa"/>
+              <w:bottom w:w="100" w:type="dxa"/>
+              <w:end w:w="140" w:type="dxa"/>
+            </w:tcMar>
+          </w:tcPr>
+          <w:p>
+            <w:r>
+              <w:rPr>
+                <w:rFonts w:ascii="Microsoft JhengHei" w:hAnsi="Microsoft JhengHei" w:eastAsia="Microsoft JhengHei"/>
+                <w:b w:val="0"/>
+                <w:sz w:val="18"/>
+              </w:rPr>
+              <w:t>ICS/CEOC 指揮、任務派遣、個資資料。</w:t>
+            </w:r>
+          </w:p>
+        </w:tc>
+      </w:tr>
+      <w:tr>
+        <w:tc>
+          <w:tcPr>
+            <w:tcW w:type="dxa" w:w="1500"/>
+            <w:vAlign w:val="center"/>
+            <w:tcMar>
+              <w:top w:w="100" w:type="dxa"/>
+              <w:start w:w="140" w:type="dxa"/>
+              <w:bottom w:w="100" w:type="dxa"/>
+              <w:end w:w="140" w:type="dxa"/>
+            </w:tcMar>
+            <w:shd w:fill="F7F9FC"/>
+          </w:tcPr>
+          <w:p>
+            <w:pPr>
+              <w:jc w:val="center"/>
+            </w:pPr>
+            <w:r>
+              <w:rPr>
+                <w:rFonts w:ascii="Microsoft JhengHei" w:hAnsi="Microsoft JhengHei" w:eastAsia="Microsoft JhengHei"/>
+                <w:b/>
+                <w:color w:val="0B2545"/>
+                <w:sz w:val="18"/>
+              </w:rPr>
+              <w:t>EMT</w:t>
+            </w:r>
+          </w:p>
+        </w:tc>
+        <w:tc>
+          <w:tcPr>
+            <w:tcW w:type="dxa" w:w="5100"/>
+            <w:vAlign w:val="center"/>
+            <w:tcMar>
+              <w:top w:w="100" w:type="dxa"/>
+              <w:start w:w="140" w:type="dxa"/>
+              <w:bottom w:w="100" w:type="dxa"/>
+              <w:end w:w="140" w:type="dxa"/>
+            </w:tcMar>
+          </w:tcPr>
+          <w:p>
+            <w:r>
+              <w:rPr>
+                <w:rFonts w:ascii="Microsoft JhengHei" w:hAnsi="Microsoft JhengHei" w:eastAsia="Microsoft JhengHei"/>
+                <w:b w:val="0"/>
+                <w:sz w:val="18"/>
+              </w:rPr>
+              <w:t>傷患、START、生命徵象、後送、醫療容量、交接摘要</w:t>
+            </w:r>
+          </w:p>
+        </w:tc>
+        <w:tc>
+          <w:tcPr>
+            <w:tcW w:type="dxa" w:w="2760"/>
+            <w:vAlign w:val="center"/>
+            <w:tcMar>
+              <w:top w:w="100" w:type="dxa"/>
+              <w:start w:w="140" w:type="dxa"/>
+              <w:bottom w:w="100" w:type="dxa"/>
+              <w:end w:w="140" w:type="dxa"/>
+            </w:tcMar>
+          </w:tcPr>
+          <w:p>
+            <w:pPr>
+              <w:jc w:val="center"/>
+            </w:pPr>
+            <w:r>
+              <w:rPr>
+                <w:rFonts w:ascii="Microsoft JhengHei" w:hAnsi="Microsoft JhengHei" w:eastAsia="Microsoft JhengHei"/>
+                <w:b w:val="0"/>
+                <w:sz w:val="18"/>
+              </w:rPr>
+              <w:t>非醫療指揮後台與不必要現場個資。</w:t>
+            </w:r>
+          </w:p>
+        </w:tc>
+      </w:tr>
+    </w:tbl>
+    <w:p/>
+    <w:p>
+      <w:pPr>
+        <w:pStyle w:val="ListBullet"/>
+        <w:spacing w:after="80" w:line="259" w:lineRule="auto"/>
+      </w:pPr>
+      <w:r>
+        <w:rPr>
+          <w:rFonts w:ascii="Microsoft JhengHei" w:hAnsi="Microsoft JhengHei" w:eastAsia="Microsoft JhengHei"/>
+          <w:sz w:val="21"/>
+        </w:rPr>
+        <w:t>安裝包統一：同一個版本更新下去，使用者登入後自動看到自己的模組。</w:t>
+      </w:r>
+    </w:p>
+    <w:p>
+      <w:pPr>
+        <w:pStyle w:val="ListBullet"/>
+        <w:spacing w:after="80" w:line="259" w:lineRule="auto"/>
+      </w:pPr>
+      <w:r>
+        <w:rPr>
+          <w:rFonts w:ascii="Microsoft JhengHei" w:hAnsi="Microsoft JhengHei" w:eastAsia="Microsoft JhengHei"/>
+          <w:sz w:val="21"/>
+        </w:rPr>
+        <w:t>權限動態：救災現場角色會變，server/provisioning service 必須可臨時升級、降級、撤銷或轉移權限。</w:t>
+      </w:r>
+    </w:p>
+    <w:p>
+      <w:pPr>
+        <w:pStyle w:val="ListBullet"/>
+        <w:spacing w:after="80" w:line="259" w:lineRule="auto"/>
+      </w:pPr>
+      <w:r>
+        <w:rPr>
+          <w:rFonts w:ascii="Microsoft JhengHei" w:hAnsi="Microsoft JhengHei" w:eastAsia="Microsoft JhengHei"/>
+          <w:sz w:val="21"/>
+        </w:rPr>
+        <w:t>離線保護：斷網時使用最後有效權限快照，但高風險操作需排隊，恢復連線後再取得確認或合併。</w:t>
+      </w:r>
+    </w:p>
+    <w:p>
+      <w:pPr>
+        <w:pStyle w:val="ListBullet"/>
+        <w:spacing w:after="80" w:line="259" w:lineRule="auto"/>
+      </w:pPr>
+      <w:r>
+        <w:rPr>
+          <w:rFonts w:ascii="Microsoft JhengHei" w:hAnsi="Microsoft JhengHei" w:eastAsia="Microsoft JhengHei"/>
+          <w:sz w:val="21"/>
+        </w:rPr>
+        <w:t>訓練簡化：現場只需知道「安裝 LinkGuard、登入帳號、進入自己的首頁」，不要要求使用者判斷該裝哪個版本。</w:t>
+      </w:r>
+    </w:p>
+    <w:p>
+      <w:pPr>
+        <w:pStyle w:val="ListBullet"/>
+        <w:spacing w:after="80" w:line="259" w:lineRule="auto"/>
+      </w:pPr>
+      <w:r>
+        <w:rPr>
+          <w:rFonts w:ascii="Microsoft JhengHei" w:hAnsi="Microsoft JhengHei" w:eastAsia="Microsoft JhengHei"/>
+          <w:sz w:val="21"/>
+        </w:rPr>
+        <w:t>部署彈性：CEOC/UCC/SCC 可用 Command Launcher，行動端維持 field-first 低負擔操作。</w:t>
+      </w:r>
+    </w:p>
+    <w:p>
+      <w:pPr>
+        <w:pStyle w:val="Heading2"/>
+      </w:pPr>
+      <w:r>
+        <w:rPr>
+          <w:rFonts w:ascii="Microsoft JhengHei" w:hAnsi="Microsoft JhengHei" w:eastAsia="Microsoft JhengHei"/>
+          <w:b/>
+          <w:color w:val="1F4E79"/>
+        </w:rPr>
+        <w:t>5.2 CEOC-compatible data model</w:t>
       </w:r>
     </w:p>
     <w:tbl>
@@ -3425,7 +4525,7 @@
           <w:b/>
           <w:color w:val="1F4E79"/>
         </w:rPr>
-        <w:t>5.2 sync envelope and approval path</w:t>
+        <w:t>5.3 sync envelope and approval path</w:t>
       </w:r>
     </w:p>
     <w:p>
